--- a/resume/master/resume_onepage.docx
+++ b/resume/master/resume_onepage.docx
@@ -31,7 +31,7 @@
         </w:rPr>
         <w:t xml:space="preserve">Melbourne, Australia  |  +61 478 916 329  |  mehrotra.aditya16@outlook.com  |  </w:t>
       </w:r>
-      <w:hyperlink w:history="1" r:id="rId5l0ksl0bwbk57lxs6ggew">
+      <w:hyperlink w:history="1" r:id="rIdbouxflwxtnizznvefknbi">
         <w:r>
           <w:rPr>
             <w:rStyle w:val="Hyperlink"/>
@@ -50,7 +50,7 @@
         </w:rPr>
         <w:t xml:space="preserve"> |  </w:t>
       </w:r>
-      <w:hyperlink w:history="1" r:id="rId49h4fy5xzyup5dq-wy1ty">
+      <w:hyperlink w:history="1" r:id="rIdlykw2gfwfssyoi5mivycb">
         <w:r>
           <w:rPr>
             <w:rStyle w:val="Hyperlink"/>
@@ -90,7 +90,7 @@
           <w:sz w:val="20"/>
           <w:szCs w:val="20"/>
         </w:rPr>
-        <w:t xml:space="preserve">Cloud and Backend Engineer with 3+ years building API-driven systems across enterprise environments. Hands-on with AWS serverless (Lambda, API Gateway, DynamoDB, S3, Cognito), Terraform, and Python. Cut production downtime by 20%, hit 95% integration accuracy, and shipped across 130+ client environments.</w:t>
+        <w:t xml:space="preserve">Cloud and Backend Engineer with 3+ years building API-driven systems across enterprise environments. Hands-on with AWS serverless (Lambda, API Gateway, DynamoDB, S3, Cognito), Terraform, and Python. Cut production downtime by 20%, hit 95% integration accuracy, and shipped across enterprise client environments.</w:t>
       </w:r>
     </w:p>
     <w:p>
@@ -549,7 +549,7 @@
           <w:sz w:val="20"/>
           <w:szCs w:val="20"/>
         </w:rPr>
-        <w:t xml:space="preserve">Delivered end-to-end implementations for 130+ clients, cutting timelines from 90 to 45 days through reusable templates and automated configuration</w:t>
+        <w:t xml:space="preserve">Delivered end-to-end implementations for enterprise clients, cutting timelines from 90 to 45 days through reusable templates and automated configuration</w:t>
       </w:r>
     </w:p>
     <w:p>
